--- a/17 Transport Company.docx
+++ b/17 Transport Company.docx
@@ -111,6 +111,14 @@
         </w:rPr>
         <w:t>Defines requirements for a system managing routes, vehicles, tickets, and passengers</w:t>
       </w:r>
+      <w:r>
+        <w:rPr>
+          <w:rFonts w:ascii="Arial" w:hAnsi="Arial" w:cs="Arial"/>
+          <w:sz w:val="24"/>
+          <w:szCs w:val="24"/>
+        </w:rPr>
+        <w:t>.</w:t>
+      </w:r>
     </w:p>
     <w:p>
       <w:pPr>
@@ -142,30 +150,16 @@
           <w:sz w:val="24"/>
           <w:szCs w:val="24"/>
         </w:rPr>
-        <w:t xml:space="preserve">The system will be implemented as a client–server application </w:t>
-      </w:r>
-      <w:proofErr w:type="gramStart"/>
-      <w:r>
-        <w:rPr>
-          <w:rFonts w:ascii="Arial" w:hAnsi="Arial" w:cs="Arial"/>
-          <w:sz w:val="24"/>
-          <w:szCs w:val="24"/>
-        </w:rPr>
-        <w:t>in order to</w:t>
-      </w:r>
-      <w:proofErr w:type="gramEnd"/>
-      <w:r>
-        <w:rPr>
-          <w:rFonts w:ascii="Arial" w:hAnsi="Arial" w:cs="Arial"/>
-          <w:sz w:val="24"/>
-          <w:szCs w:val="24"/>
-        </w:rPr>
-        <w:t xml:space="preserve"> support the operations of a transport company. It will include three major components:</w:t>
+        <w:t>The system will be implemented as a client–server application in order to support the operations of a transport company. It will include three major components:</w:t>
       </w:r>
     </w:p>
     <w:p>
       <w:pPr>
-        <w:ind w:firstLine="720"/>
+        <w:pStyle w:val="ListParagraph"/>
+        <w:numPr>
+          <w:ilvl w:val="0"/>
+          <w:numId w:val="22"/>
+        </w:numPr>
         <w:rPr>
           <w:rFonts w:ascii="Arial" w:hAnsi="Arial" w:cs="Arial"/>
           <w:sz w:val="24"/>
@@ -183,7 +177,11 @@
     </w:p>
     <w:p>
       <w:pPr>
-        <w:ind w:firstLine="720"/>
+        <w:pStyle w:val="ListParagraph"/>
+        <w:numPr>
+          <w:ilvl w:val="0"/>
+          <w:numId w:val="22"/>
+        </w:numPr>
         <w:rPr>
           <w:rFonts w:ascii="Arial" w:hAnsi="Arial" w:cs="Arial"/>
           <w:sz w:val="24"/>
@@ -201,7 +199,11 @@
     </w:p>
     <w:p>
       <w:pPr>
-        <w:ind w:firstLine="720"/>
+        <w:pStyle w:val="ListParagraph"/>
+        <w:numPr>
+          <w:ilvl w:val="0"/>
+          <w:numId w:val="22"/>
+        </w:numPr>
         <w:rPr>
           <w:rFonts w:ascii="Arial" w:hAnsi="Arial" w:cs="Arial"/>
           <w:sz w:val="24"/>
@@ -247,7 +249,6 @@
         </w:rPr>
         <w:t>2</w:t>
       </w:r>
-      <w:proofErr w:type="gramStart"/>
       <w:r>
         <w:rPr>
           <w:rFonts w:ascii="Arial" w:hAnsi="Arial" w:cs="Arial"/>
@@ -260,7 +261,6 @@
         </w:rPr>
         <w:t xml:space="preserve"> Description</w:t>
       </w:r>
-      <w:proofErr w:type="gramEnd"/>
     </w:p>
     <w:p>
       <w:pPr>
@@ -368,6 +368,14 @@
         </w:rPr>
         <w:t>The information system will allow graphical visualization of the fleet, driver availability, and active transport requests through intuitive interfaces</w:t>
       </w:r>
+      <w:r>
+        <w:rPr>
+          <w:rFonts w:ascii="Arial" w:hAnsi="Arial" w:cs="Arial"/>
+          <w:sz w:val="24"/>
+          <w:szCs w:val="24"/>
+        </w:rPr>
+        <w:t>.</w:t>
+      </w:r>
     </w:p>
     <w:p>
       <w:pPr>
@@ -693,6 +701,14 @@
           <w:szCs w:val="24"/>
         </w:rPr>
         <w:t>CF_16 A database server will be configured for storing and managing all information</w:t>
+      </w:r>
+      <w:r>
+        <w:rPr>
+          <w:rFonts w:ascii="Arial" w:hAnsi="Arial" w:cs="Arial"/>
+          <w:sz w:val="24"/>
+          <w:szCs w:val="24"/>
+        </w:rPr>
+        <w:t>.</w:t>
       </w:r>
     </w:p>
     <w:sectPr>
@@ -1648,6 +1664,119 @@
     </w:lvl>
   </w:abstractNum>
   <w:abstractNum w:abstractNumId="10" w15:restartNumberingAfterBreak="0">
+    <w:nsid w:val="2D9025AF"/>
+    <w:multiLevelType w:val="hybridMultilevel"/>
+    <w:tmpl w:val="8B42E426"/>
+    <w:lvl w:ilvl="0" w:tplc="04090001">
+      <w:start w:val="1"/>
+      <w:numFmt w:val="bullet"/>
+      <w:lvlText w:val=""/>
+      <w:lvlJc w:val="left"/>
+      <w:pPr>
+        <w:ind w:left="1440" w:hanging="360"/>
+      </w:pPr>
+      <w:rPr>
+        <w:rFonts w:ascii="Symbol" w:hAnsi="Symbol" w:hint="default"/>
+      </w:rPr>
+    </w:lvl>
+    <w:lvl w:ilvl="1" w:tplc="04090003" w:tentative="1">
+      <w:start w:val="1"/>
+      <w:numFmt w:val="bullet"/>
+      <w:lvlText w:val="o"/>
+      <w:lvlJc w:val="left"/>
+      <w:pPr>
+        <w:ind w:left="2160" w:hanging="360"/>
+      </w:pPr>
+      <w:rPr>
+        <w:rFonts w:ascii="Courier New" w:hAnsi="Courier New" w:cs="Courier New" w:hint="default"/>
+      </w:rPr>
+    </w:lvl>
+    <w:lvl w:ilvl="2" w:tplc="04090005" w:tentative="1">
+      <w:start w:val="1"/>
+      <w:numFmt w:val="bullet"/>
+      <w:lvlText w:val=""/>
+      <w:lvlJc w:val="left"/>
+      <w:pPr>
+        <w:ind w:left="2880" w:hanging="360"/>
+      </w:pPr>
+      <w:rPr>
+        <w:rFonts w:ascii="Wingdings" w:hAnsi="Wingdings" w:hint="default"/>
+      </w:rPr>
+    </w:lvl>
+    <w:lvl w:ilvl="3" w:tplc="04090001" w:tentative="1">
+      <w:start w:val="1"/>
+      <w:numFmt w:val="bullet"/>
+      <w:lvlText w:val=""/>
+      <w:lvlJc w:val="left"/>
+      <w:pPr>
+        <w:ind w:left="3600" w:hanging="360"/>
+      </w:pPr>
+      <w:rPr>
+        <w:rFonts w:ascii="Symbol" w:hAnsi="Symbol" w:hint="default"/>
+      </w:rPr>
+    </w:lvl>
+    <w:lvl w:ilvl="4" w:tplc="04090003" w:tentative="1">
+      <w:start w:val="1"/>
+      <w:numFmt w:val="bullet"/>
+      <w:lvlText w:val="o"/>
+      <w:lvlJc w:val="left"/>
+      <w:pPr>
+        <w:ind w:left="4320" w:hanging="360"/>
+      </w:pPr>
+      <w:rPr>
+        <w:rFonts w:ascii="Courier New" w:hAnsi="Courier New" w:cs="Courier New" w:hint="default"/>
+      </w:rPr>
+    </w:lvl>
+    <w:lvl w:ilvl="5" w:tplc="04090005" w:tentative="1">
+      <w:start w:val="1"/>
+      <w:numFmt w:val="bullet"/>
+      <w:lvlText w:val=""/>
+      <w:lvlJc w:val="left"/>
+      <w:pPr>
+        <w:ind w:left="5040" w:hanging="360"/>
+      </w:pPr>
+      <w:rPr>
+        <w:rFonts w:ascii="Wingdings" w:hAnsi="Wingdings" w:hint="default"/>
+      </w:rPr>
+    </w:lvl>
+    <w:lvl w:ilvl="6" w:tplc="04090001" w:tentative="1">
+      <w:start w:val="1"/>
+      <w:numFmt w:val="bullet"/>
+      <w:lvlText w:val=""/>
+      <w:lvlJc w:val="left"/>
+      <w:pPr>
+        <w:ind w:left="5760" w:hanging="360"/>
+      </w:pPr>
+      <w:rPr>
+        <w:rFonts w:ascii="Symbol" w:hAnsi="Symbol" w:hint="default"/>
+      </w:rPr>
+    </w:lvl>
+    <w:lvl w:ilvl="7" w:tplc="04090003" w:tentative="1">
+      <w:start w:val="1"/>
+      <w:numFmt w:val="bullet"/>
+      <w:lvlText w:val="o"/>
+      <w:lvlJc w:val="left"/>
+      <w:pPr>
+        <w:ind w:left="6480" w:hanging="360"/>
+      </w:pPr>
+      <w:rPr>
+        <w:rFonts w:ascii="Courier New" w:hAnsi="Courier New" w:cs="Courier New" w:hint="default"/>
+      </w:rPr>
+    </w:lvl>
+    <w:lvl w:ilvl="8" w:tplc="04090005" w:tentative="1">
+      <w:start w:val="1"/>
+      <w:numFmt w:val="bullet"/>
+      <w:lvlText w:val=""/>
+      <w:lvlJc w:val="left"/>
+      <w:pPr>
+        <w:ind w:left="7200" w:hanging="360"/>
+      </w:pPr>
+      <w:rPr>
+        <w:rFonts w:ascii="Wingdings" w:hAnsi="Wingdings" w:hint="default"/>
+      </w:rPr>
+    </w:lvl>
+  </w:abstractNum>
+  <w:abstractNum w:abstractNumId="11" w15:restartNumberingAfterBreak="0">
     <w:nsid w:val="355A6A0D"/>
     <w:multiLevelType w:val="multilevel"/>
     <w:tmpl w:val="6BD425E2"/>
@@ -1760,7 +1889,7 @@
       </w:pPr>
     </w:lvl>
   </w:abstractNum>
-  <w:abstractNum w:abstractNumId="11" w15:restartNumberingAfterBreak="0">
+  <w:abstractNum w:abstractNumId="12" w15:restartNumberingAfterBreak="0">
     <w:nsid w:val="3C745F92"/>
     <w:multiLevelType w:val="multilevel"/>
     <w:tmpl w:val="4BB49622"/>
@@ -1873,7 +2002,7 @@
       </w:pPr>
     </w:lvl>
   </w:abstractNum>
-  <w:abstractNum w:abstractNumId="12" w15:restartNumberingAfterBreak="0">
+  <w:abstractNum w:abstractNumId="13" w15:restartNumberingAfterBreak="0">
     <w:nsid w:val="41F35624"/>
     <w:multiLevelType w:val="hybridMultilevel"/>
     <w:tmpl w:val="B47A1BAC"/>
@@ -1959,7 +2088,7 @@
       </w:pPr>
     </w:lvl>
   </w:abstractNum>
-  <w:abstractNum w:abstractNumId="13" w15:restartNumberingAfterBreak="0">
+  <w:abstractNum w:abstractNumId="14" w15:restartNumberingAfterBreak="0">
     <w:nsid w:val="54131AEB"/>
     <w:multiLevelType w:val="hybridMultilevel"/>
     <w:tmpl w:val="13B67DE8"/>
@@ -2071,7 +2200,7 @@
       </w:rPr>
     </w:lvl>
   </w:abstractNum>
-  <w:abstractNum w:abstractNumId="14" w15:restartNumberingAfterBreak="0">
+  <w:abstractNum w:abstractNumId="15" w15:restartNumberingAfterBreak="0">
     <w:nsid w:val="5A2D4BE7"/>
     <w:multiLevelType w:val="multilevel"/>
     <w:tmpl w:val="2F006C5E"/>
@@ -2220,7 +2349,7 @@
       </w:rPr>
     </w:lvl>
   </w:abstractNum>
-  <w:abstractNum w:abstractNumId="15" w15:restartNumberingAfterBreak="0">
+  <w:abstractNum w:abstractNumId="16" w15:restartNumberingAfterBreak="0">
     <w:nsid w:val="67C131E2"/>
     <w:multiLevelType w:val="hybridMultilevel"/>
     <w:tmpl w:val="B494FE96"/>
@@ -2332,7 +2461,7 @@
       </w:rPr>
     </w:lvl>
   </w:abstractNum>
-  <w:abstractNum w:abstractNumId="16" w15:restartNumberingAfterBreak="0">
+  <w:abstractNum w:abstractNumId="17" w15:restartNumberingAfterBreak="0">
     <w:nsid w:val="6FA317DA"/>
     <w:multiLevelType w:val="hybridMultilevel"/>
     <w:tmpl w:val="54B897AC"/>
@@ -2444,7 +2573,7 @@
       </w:rPr>
     </w:lvl>
   </w:abstractNum>
-  <w:abstractNum w:abstractNumId="17" w15:restartNumberingAfterBreak="0">
+  <w:abstractNum w:abstractNumId="18" w15:restartNumberingAfterBreak="0">
     <w:nsid w:val="749C4982"/>
     <w:multiLevelType w:val="hybridMultilevel"/>
     <w:tmpl w:val="98FECF14"/>
@@ -2530,7 +2659,7 @@
       </w:pPr>
     </w:lvl>
   </w:abstractNum>
-  <w:abstractNum w:abstractNumId="18" w15:restartNumberingAfterBreak="0">
+  <w:abstractNum w:abstractNumId="19" w15:restartNumberingAfterBreak="0">
     <w:nsid w:val="77CB7B38"/>
     <w:multiLevelType w:val="hybridMultilevel"/>
     <w:tmpl w:val="953CA9DE"/>
@@ -2642,7 +2771,7 @@
       </w:rPr>
     </w:lvl>
   </w:abstractNum>
-  <w:abstractNum w:abstractNumId="19" w15:restartNumberingAfterBreak="0">
+  <w:abstractNum w:abstractNumId="20" w15:restartNumberingAfterBreak="0">
     <w:nsid w:val="78DC60B0"/>
     <w:multiLevelType w:val="hybridMultilevel"/>
     <w:tmpl w:val="D554B9F2"/>
@@ -2754,7 +2883,7 @@
       </w:rPr>
     </w:lvl>
   </w:abstractNum>
-  <w:abstractNum w:abstractNumId="20" w15:restartNumberingAfterBreak="0">
+  <w:abstractNum w:abstractNumId="21" w15:restartNumberingAfterBreak="0">
     <w:nsid w:val="7DB30C86"/>
     <w:multiLevelType w:val="hybridMultilevel"/>
     <w:tmpl w:val="246EED02"/>
@@ -2870,7 +2999,7 @@
     <w:abstractNumId w:val="7"/>
   </w:num>
   <w:num w:numId="2" w16cid:durableId="1309553039">
-    <w:abstractNumId w:val="18"/>
+    <w:abstractNumId w:val="19"/>
   </w:num>
   <w:num w:numId="3" w16cid:durableId="1171680596">
     <w:abstractNumId w:val="3"/>
@@ -2879,10 +3008,10 @@
     <w:abstractNumId w:val="4"/>
   </w:num>
   <w:num w:numId="5" w16cid:durableId="2145924953">
-    <w:abstractNumId w:val="11"/>
+    <w:abstractNumId w:val="12"/>
   </w:num>
   <w:num w:numId="6" w16cid:durableId="1223709239">
-    <w:abstractNumId w:val="10"/>
+    <w:abstractNumId w:val="11"/>
   </w:num>
   <w:num w:numId="7" w16cid:durableId="531573302">
     <w:abstractNumId w:val="6"/>
@@ -2891,25 +3020,25 @@
     <w:abstractNumId w:val="0"/>
   </w:num>
   <w:num w:numId="9" w16cid:durableId="1054963518">
-    <w:abstractNumId w:val="20"/>
+    <w:abstractNumId w:val="21"/>
   </w:num>
   <w:num w:numId="10" w16cid:durableId="596526495">
     <w:abstractNumId w:val="2"/>
   </w:num>
   <w:num w:numId="11" w16cid:durableId="639841733">
-    <w:abstractNumId w:val="19"/>
+    <w:abstractNumId w:val="20"/>
   </w:num>
   <w:num w:numId="12" w16cid:durableId="2007400404">
-    <w:abstractNumId w:val="16"/>
+    <w:abstractNumId w:val="17"/>
   </w:num>
   <w:num w:numId="13" w16cid:durableId="1207136374">
     <w:abstractNumId w:val="8"/>
   </w:num>
   <w:num w:numId="14" w16cid:durableId="2105834653">
-    <w:abstractNumId w:val="15"/>
+    <w:abstractNumId w:val="16"/>
   </w:num>
   <w:num w:numId="15" w16cid:durableId="411977531">
-    <w:abstractNumId w:val="14"/>
+    <w:abstractNumId w:val="15"/>
   </w:num>
   <w:num w:numId="16" w16cid:durableId="675696281">
     <w:abstractNumId w:val="5"/>
@@ -2918,16 +3047,19 @@
     <w:abstractNumId w:val="9"/>
   </w:num>
   <w:num w:numId="18" w16cid:durableId="667441089">
-    <w:abstractNumId w:val="12"/>
+    <w:abstractNumId w:val="13"/>
   </w:num>
   <w:num w:numId="19" w16cid:durableId="1067410659">
     <w:abstractNumId w:val="1"/>
   </w:num>
   <w:num w:numId="20" w16cid:durableId="1311055343">
-    <w:abstractNumId w:val="13"/>
+    <w:abstractNumId w:val="14"/>
   </w:num>
   <w:num w:numId="21" w16cid:durableId="1865170407">
-    <w:abstractNumId w:val="17"/>
+    <w:abstractNumId w:val="18"/>
+  </w:num>
+  <w:num w:numId="22" w16cid:durableId="255482816">
+    <w:abstractNumId w:val="10"/>
   </w:num>
 </w:numbering>
 </file>
@@ -3382,6 +3514,7 @@
   <w:style w:type="character" w:default="1" w:styleId="DefaultParagraphFont">
     <w:name w:val="Default Paragraph Font"/>
     <w:uiPriority w:val="1"/>
+    <w:semiHidden/>
     <w:unhideWhenUsed/>
   </w:style>
   <w:style w:type="table" w:default="1" w:styleId="TableNormal">
